--- a/docs/Chunk Structure and Retrieval Architecture.docx
+++ b/docs/Chunk Structure and Retrieval Architecture.docx
@@ -6262,19 +6262,19 @@
               <w:jc w:val="left"/>
             </w:pPr>
             <w:r>
-              <w:t xml:space="preserve">50 of 200 records have no recoverable decision date</w:t>
-            </w:r>
-          </w:p>
-        </w:tc>
-        <w:tc>
-          <w:tcPr/>
-          <w:p>
-            <w:pPr>
-              <w:pStyle w:val="Compact"/>
-              <w:jc w:val="left"/>
-            </w:pPr>
-            <w:r>
-              <w:t xml:space="preserve">Either accept null + flag, or add a second extraction path from the ruling body.</w:t>
+              <w:t>Largely CLOSED. Widening the ruling-sentence pattern to accept 'gununde' and dot separators took danistay from 150/200 to 199/200. One record still has no recoverable date and is flagged.</w:t>
+            </w:r>
+          </w:p>
+        </w:tc>
+        <w:tc>
+          <w:tcPr/>
+          <w:p>
+            <w:pPr>
+              <w:pStyle w:val="Compact"/>
+              <w:jc w:val="left"/>
+            </w:pPr>
+            <w:r>
+              <w:t>Accept the single null + flag, or inspect that one record.</w:t>
             </w:r>
           </w:p>
         </w:tc>
@@ -6373,58 +6373,31 @@
               <w:jc w:val="left"/>
             </w:pPr>
             <w:r>
-              <w:t xml:space="preserve">3 blocked sources</w:t>
-            </w:r>
-          </w:p>
-        </w:tc>
-        <w:tc>
-          <w:tcPr/>
-          <w:p>
-            <w:pPr>
-              <w:pStyle w:val="Compact"/>
-              <w:jc w:val="left"/>
-            </w:pPr>
-            <w:r>
-              <w:t xml:space="preserve">Re-verified Sept 2026, unchanged: rekabet 200/200 empty (</w:t>
-            </w:r>
-            <w:r>
-              <w:rPr>
-                <w:rStyle w:val="VerbatimChar"/>
-              </w:rPr>
-              <w:t xml:space="preserve">pending_extraction</w:t>
-            </w:r>
-            <w:r>
-              <w:t xml:space="preserve">), uyusmazlik 300/300 empty (</w:t>
-            </w:r>
-            <w:r>
-              <w:rPr>
-                <w:rStyle w:val="VerbatimChar"/>
-              </w:rPr>
-              <w:t xml:space="preserve">pending_extraction</w:t>
-            </w:r>
-            <w:r>
-              <w:t xml:space="preserve">), yargitay 297/300 empty (</w:t>
-            </w:r>
-            <w:r>
-              <w:rPr>
-                <w:rStyle w:val="VerbatimChar"/>
-              </w:rPr>
-              <w:t xml:space="preserve">pending_fetch</w:t>
-            </w:r>
-            <w:r>
-              <w:t xml:space="preserve">). Upstream data-pipeline issue, not a chunking problem.</w:t>
-            </w:r>
-          </w:p>
-        </w:tc>
-        <w:tc>
-          <w:tcPr/>
-          <w:p>
-            <w:pPr>
-              <w:pStyle w:val="Compact"/>
-              <w:jc w:val="left"/>
-            </w:pPr>
-            <w:r>
-              <w:t xml:space="preserve">Deferred by decision. Re-check status periodically; apply the same pipeline once unblocked.</w:t>
+              <w:t>2 blocked sources (was 3)</w:t>
+            </w:r>
+          </w:p>
+        </w:tc>
+        <w:tc>
+          <w:tcPr/>
+          <w:p>
+            <w:pPr>
+              <w:pStyle w:val="Compact"/>
+              <w:jc w:val="left"/>
+            </w:pPr>
+            <w:r>
+              <w:t>Re-verified Sept 2026 against the DATABASE, not a sample: all 10,367 rekabet rows are status=pending_extraction and a `content_text &lt;&gt; ''` filter returns zero rows. uyusmazlik looks the same on disk (350/350 empty). A second export of 50 rows per source added 50 new decisions each — rekabet 250, uyusmazlik 350 — and not one carries text; the bodies are PDFs at metadata.data.pdf_url. YARGITAY IS NO LONGER BLOCKED — a SQL export supplied 45 usable decisions, merged to 345 records / 48 with text, chunked and verified. The database holds 7,617,378 completed yargitay records, so what we have is 0.0006% of what exists.</w:t>
+            </w:r>
+          </w:p>
+        </w:tc>
+        <w:tc>
+          <w:tcPr/>
+          <w:p>
+            <w:pPr>
+              <w:pStyle w:val="Compact"/>
+              <w:jc w:val="left"/>
+            </w:pPr>
+            <w:r>
+              <w:t>Both are now REGISTERED as sources 7 and 8: every metadata-derived field (case_no, decision_date, subject_type) is wired and tested against all 600 rows, while text_field, the paragraph strategy and the role values are left null until a real body is seen. The blocker is PDF extraction upstream, not chunking. For yargitay the next step is a larger targeted pull.</w:t>
             </w:r>
           </w:p>
         </w:tc>
@@ -6671,37 +6644,7 @@
         <w:pStyle w:val="FirstParagraph"/>
       </w:pPr>
       <w:r>
-        <w:t xml:space="preserve">Seven additional data sources exist beyond AYM: bam, danistay, first_degree, kvkk, rekabet, uyusmazlik, and yargitay. Three of these (rekabet, uyusmazlik, yargitay) have no real content available yet in the current data snapshot; each is marked</w:t>
-      </w:r>
-      <w:r>
-        <w:t xml:space="preserve"> </w:t>
-      </w:r>
-      <w:r>
-        <w:rPr>
-          <w:rStyle w:val="VerbatimChar"/>
-        </w:rPr>
-        <w:t xml:space="preserve">pending_extraction</w:t>
-      </w:r>
-      <w:r>
-        <w:t xml:space="preserve"> </w:t>
-      </w:r>
-      <w:r>
-        <w:t xml:space="preserve">or</w:t>
-      </w:r>
-      <w:r>
-        <w:t xml:space="preserve"> </w:t>
-      </w:r>
-      <w:r>
-        <w:rPr>
-          <w:rStyle w:val="VerbatimChar"/>
-        </w:rPr>
-        <w:t xml:space="preserve">pending_fetch</w:t>
-      </w:r>
-      <w:r>
-        <w:t xml:space="preserve"> </w:t>
-      </w:r>
-      <w:r>
-        <w:t xml:space="preserve">at the source. That is a data-pipeline issue, not a chunking design issue, and is out of scope for this document.</w:t>
+        <w:t>Seven additional data sources exist beyond AYM: bam, danistay, first_degree, kvkk, rekabet, uyusmazlik, and yargitay. Two of these (rekabet, uyusmazlik) still have no real content: every row is marked pending_extraction at the source and the decision bodies exist only as PDFs. Both are nevertheless registered as sources 7 and 8, with everything derivable from metadata wired and verified and everything requiring text deliberately left null — so the day extraction runs, three decisions remain (paragraph strategy, role values, prompt) rather than a fresh integration. Yargitay was in that group until September 2026, when a SQL export supplied 45 usable decisions — see 15.9. That is a data-pipeline matter, not a chunking design issue, and is out of scope for this document.</w:t>
       </w:r>
     </w:p>
     <w:p>
@@ -12308,19 +12251,7 @@
               <w:jc w:val="left"/>
             </w:pPr>
             <w:r>
-              <w:t xml:space="preserve">Code, ISO format. aym and kvkk from</w:t>
-            </w:r>
-            <w:r>
-              <w:t xml:space="preserve"> </w:t>
-            </w:r>
-            <w:r>
-              <w:rPr>
-                <w:rStyle w:val="VerbatimChar"/>
-              </w:rPr>
-              <w:t xml:space="preserve">metadata.data</w:t>
-            </w:r>
-            <w:r>
-              <w:t xml:space="preserve">; bam and first_degree from metadata in DD.MM.YYYY; danistay from the ruling sentence itself — 150/200 coverage, the remaining 50 left null and flagged.</w:t>
+              <w:t>Code, ISO format. aym and kvkk from metadata.data; bam and first_degree from metadata in DD.MM.YYYY; yargitay from metadata.karar_tarihi where present, else the ruling sentence. The ruling-sentence pattern accepts BOTH separators (. and /) and BOTH adverbs (tarihinde, gununde) — chambers differ, and the earlier tarihinde-and-slash-only pattern matched just 15 of 45 yargitay documents. Widening it took yargitay to 48/48 and danistay from 150/200 to 199/200, closing a gap this document previously listed as known. Corpus-wide: 1,035 of 1,037.</w:t>
             </w:r>
           </w:p>
         </w:tc>
@@ -16142,22 +16073,7 @@
               <w:jc w:val="left"/>
             </w:pPr>
             <w:r>
-              <w:t xml:space="preserve">Dedupe, plus a per-segment citation cap;</w:t>
-            </w:r>
-            <w:r>
-              <w:t xml:space="preserve"> </w:t>
-            </w:r>
-            <w:r>
-              <w:rPr>
-                <w:rStyle w:val="VerbatimChar"/>
-              </w:rPr>
-              <w:t xml:space="preserve">finish_reason</w:t>
-            </w:r>
-            <w:r>
-              <w:t xml:space="preserve"> </w:t>
-            </w:r>
-            <w:r>
-              <w:t xml:space="preserve">is now captured and checked.</w:t>
+              <w:t>Identical citations deduped in code, and the prompt caps each provision at once per segment. finish_reason is now captured, so truncation is reported as truncation rather than as a JSON parse error.</w:t>
             </w:r>
           </w:p>
         </w:tc>
@@ -16446,7 +16362,235 @@
               <w:jc w:val="left"/>
             </w:pPr>
             <w:r>
-              <w:t xml:space="preserve">Prompt version recorded with every run; a prompt edit is treated as a re-segmentation event, not a patch.</w:t>
+              <w:t>Accepted as a property, not fixed: output is byte-identical for an unchanged prompt, and any prompt edit is treated as a re-segmentation event. Prompt-version recording is NOT implemented.</w:t>
+            </w:r>
+          </w:p>
+        </w:tc>
+      </w:tr>
+      <w:tr>
+        <w:tc>
+          <w:tcPr/>
+          <w:p>
+            <w:pPr>
+              <w:pStyle w:val="Compact"/>
+              <w:jc w:val="left"/>
+            </w:pPr>
+            <w:r>
+              <w:t>Status vocabulary mismatch</w:t>
+            </w:r>
+          </w:p>
+        </w:tc>
+        <w:tc>
+          <w:tcPr/>
+          <w:p>
+            <w:pPr>
+              <w:pStyle w:val="Compact"/>
+              <w:jc w:val="left"/>
+            </w:pPr>
+            <w:r>
+              <w:t>The scraper writes status 'fetched'; the SQL export writes 'completed'. The filter accepted only 'fetched', so all 45 exported yargitay rows were skipped — zero documents, no error, no clue why.</w:t>
+            </w:r>
+          </w:p>
+        </w:tc>
+        <w:tc>
+          <w:tcPr/>
+          <w:p>
+            <w:pPr>
+              <w:pStyle w:val="Compact"/>
+              <w:jc w:val="left"/>
+            </w:pPr>
+            <w:r>
+              <w:t>Accept both. A silent skip is worse than a crash: nothing in the output says a source was dropped.</w:t>
+            </w:r>
+          </w:p>
+        </w:tc>
+      </w:tr>
+      <w:tr>
+        <w:tc>
+          <w:tcPr/>
+          <w:p>
+            <w:pPr>
+              <w:pStyle w:val="Compact"/>
+              <w:jc w:val="left"/>
+            </w:pPr>
+            <w:r>
+              <w:t>Silent null from a date parse</w:t>
+            </w:r>
+          </w:p>
+        </w:tc>
+        <w:tc>
+          <w:tcPr/>
+          <w:p>
+            <w:pPr>
+              <w:pStyle w:val="Compact"/>
+              <w:jc w:val="left"/>
+            </w:pPr>
+            <w:r>
+              <w:t>Widening the ruling-date pattern to accept dot separators made it match text the ISO converter could not parse (it split on '/' only). The converter returned None and the loop returned that as the date — no value AND no flag.</w:t>
+            </w:r>
+          </w:p>
+        </w:tc>
+        <w:tc>
+          <w:tcPr/>
+          <w:p>
+            <w:pPr>
+              <w:pStyle w:val="Compact"/>
+              <w:jc w:val="left"/>
+            </w:pPr>
+            <w:r>
+              <w:t>Normalise the separator before converting, and keep scanning on a failed parse instead of giving up on the first match.</w:t>
+            </w:r>
+          </w:p>
+        </w:tc>
+      </w:tr>
+      <w:tr>
+        <w:tc>
+          <w:tcPr/>
+          <w:p>
+            <w:pPr>
+              <w:pStyle w:val="Compact"/>
+              <w:jc w:val="left"/>
+            </w:pPr>
+            <w:r>
+              <w:t>Long documents exceed the output budget</w:t>
+            </w:r>
+          </w:p>
+        </w:tc>
+        <w:tc>
+          <w:tcPr/>
+          <w:p>
+            <w:pPr>
+              <w:pStyle w:val="Compact"/>
+              <w:jc w:val="left"/>
+            </w:pPr>
+            <w:r>
+              <w:t>aym 0ddd6b3c (184,377 chars, 559 paragraphs) failed with max_output_tokens_truncated on both attempts, each stopping exactly at the 32,768 cap — half the model's 65,536 budget was unused.</w:t>
+            </w:r>
+          </w:p>
+        </w:tc>
+        <w:tc>
+          <w:tcPr/>
+          <w:p>
+            <w:pPr>
+              <w:pStyle w:val="Compact"/>
+              <w:jc w:val="left"/>
+            </w:pPr>
+            <w:r>
+              <w:t>Cap raised to 65,536, plus a pre-flight size estimate that refuses an over-budget document up front instead of paying twice to discover it. 1 of 1,037 corpus documents is refused; 29 sit in the at-risk band.</w:t>
+            </w:r>
+          </w:p>
+        </w:tc>
+      </w:tr>
+      <w:tr>
+        <w:tc>
+          <w:tcPr/>
+          <w:p>
+            <w:pPr>
+              <w:pStyle w:val="Compact"/>
+              <w:jc w:val="left"/>
+            </w:pPr>
+            <w:r>
+              <w:t>An export that looked valid and carried no text</w:t>
+            </w:r>
+          </w:p>
+        </w:tc>
+        <w:tc>
+          <w:tcPr/>
+          <w:p>
+            <w:pPr>
+              <w:pStyle w:val="Compact"/>
+              <w:jc w:val="left"/>
+            </w:pPr>
+            <w:r>
+              <w:t>Two SQL exports (rekabet, uyusmazlik) returned 50 well-formed rows each, full 26-column schema, complete metadata — and content_text empty on every one. The query omitted the status filter the yargitay export had, so it drew pending_extraction rows. Checking the database showed the problem was not the query: all 10,367 rekabet rows are unextracted.</w:t>
+            </w:r>
+          </w:p>
+        </w:tc>
+        <w:tc>
+          <w:tcPr/>
+          <w:p>
+            <w:pPr>
+              <w:pStyle w:val="Compact"/>
+              <w:jc w:val="left"/>
+            </w:pPr>
+            <w:r>
+              <w:t>Row counts are now reported as 'N of M have text', never as 'M rows'. convert_export.py prints the text count on every conversion and says so explicitly when it is zero.</w:t>
+            </w:r>
+          </w:p>
+        </w:tc>
+      </w:tr>
+      <w:tr>
+        <w:tc>
+          <w:tcPr/>
+          <w:p>
+            <w:pPr>
+              <w:pStyle w:val="Compact"/>
+              <w:jc w:val="left"/>
+            </w:pPr>
+            <w:r>
+              <w:t>content_text is "", not NULL</w:t>
+            </w:r>
+          </w:p>
+        </w:tc>
+        <w:tc>
+          <w:tcPr/>
+          <w:p>
+            <w:pPr>
+              <w:pStyle w:val="Compact"/>
+              <w:jc w:val="left"/>
+            </w:pPr>
+            <w:r>
+              <w:t>The obvious repair — filtering the export on `content_text is not null` — returns every empty row unchanged, because the column holds an empty string rather than NULL. A second export would have looked like a fix and changed nothing.</w:t>
+            </w:r>
+          </w:p>
+        </w:tc>
+        <w:tc>
+          <w:tcPr/>
+          <w:p>
+            <w:pPr>
+              <w:pStyle w:val="Compact"/>
+              <w:jc w:val="left"/>
+            </w:pPr>
+            <w:r>
+              <w:t>Filter on `content_text &lt;&gt; ''`. data/ keeps the raw "" so it stays a faithful copy of the database; the distinction is handled in the pipeline, where text_field=None marks a source whose text column is not yet known.</w:t>
+            </w:r>
+          </w:p>
+        </w:tc>
+      </w:tr>
+      <w:tr>
+        <w:tc>
+          <w:tcPr/>
+          <w:p>
+            <w:pPr>
+              <w:pStyle w:val="Compact"/>
+              <w:jc w:val="left"/>
+            </w:pPr>
+            <w:r>
+              <w:t>A registered source with no data skipping in silence</w:t>
+            </w:r>
+          </w:p>
+        </w:tc>
+        <w:tc>
+          <w:tcPr/>
+          <w:p>
+            <w:pPr>
+              <w:pStyle w:val="Compact"/>
+              <w:jc w:val="left"/>
+            </w:pPr>
+            <w:r>
+              <w:t>Once rekabet was registered, pick_documents returned zero documents and the run printed an ordinary skip line. This is the same shape as the status='completed' mismatch that hid 45 yargitay documents for a whole round: no error, no clue.</w:t>
+            </w:r>
+          </w:p>
+        </w:tc>
+        <w:tc>
+          <w:tcPr/>
+          <w:p>
+            <w:pPr>
+              <w:pStyle w:val="Compact"/>
+              <w:jc w:val="left"/>
+            </w:pPr>
+            <w:r>
+              <w:t>run() refuses any source in TEXT_PENDING_SOURCES with an explicit BLOCKED block naming the row count, the upstream state and the reason, before any Gemini call is built. extract_paragraphs raises a named NotImplementedError instead of a bare KeyError.</w:t>
             </w:r>
           </w:p>
         </w:tc>
@@ -16459,6 +16603,65 @@
     </w:p>
     <w:p>
       <w:pPr>
+        <w:pStyle w:val="Heading2"/>
+      </w:pPr>
+      <w:r>
+        <w:t>15.9 Structural heterogeneity: when one archetype per source stops working</w:t>
+      </w:r>
+    </w:p>
+    <w:p>
+      <w:pPr>
+        <w:pStyle w:val="BodyText"/>
+      </w:pPr>
+      <w:r>
+        <w:t>Every source before yargitay had ONE document layout, and the per-source prompt note described it by listing that layout's section markers. Yargitay broke that assumption, and it is worth recording because the next court is likely to break it too.</w:t>
+      </w:r>
+    </w:p>
+    <w:p>
+      <w:pPr>
+        <w:pStyle w:val="BodyText"/>
+      </w:pPr>
+      <w:r>
+        <w:t>Yargitay has roughly 46 chambers. Across the 48 documents we hold, at least four layouts appear: a Roman-numeral series (I. DAVA ... VI. KARAR, 3 documents); a criminal form with SUC : and HUKUM : labels (13); a civil form with DAVA TURU : (8); and — the most common at 23 of 45 — no section labels at all, just a letter-spaced heading such as 'Y A R G I T A Y  K A R A R I' and a SONUC: at the end. Chambers differ even on capitalisation: 3./8./11./14./15./18. Ceza write SUC :, while 10./12./16. Ceza write Suc :. A case-sensitive match finds 13 of 45 and silently loses 8.</w:t>
+      </w:r>
+    </w:p>
+    <w:p>
+      <w:pPr>
+        <w:pStyle w:val="BodyText"/>
+      </w:pPr>
+      <w:r>
+        <w:t>Listing markers for 46 chambers is a losing game: the set is large, inconsistent, and the next export will contain layouts these 48 do not. So the yargitay source note was rewritten around FUNCTION instead — what does this paragraph DO (recount the courts below, state the appellant's argument, reason, dispose) — with confidence: low expected often and the `other` role absorbing header blocks and file-routing directives. This is precisely the case section 15 argues the LLM pipeline exists for: marker matching is what the regex pipeline already does, and already fails at.</w:t>
+      </w:r>
+    </w:p>
+    <w:p>
+      <w:pPr>
+        <w:pStyle w:val="BodyText"/>
+      </w:pPr>
+      <w:r>
+        <w:t>Two consequences for the schema. subject_type became per-document for the first time: yargitay spans criminal and civil chambers (29 of 45 export rows are Ceza), so a fixed per-source constant is wrong for whichever half it does not describe. It resolves from chamber_id — below 23 is Hukuk, 23 and above is Ceza — to criminal_offence or civil_or_administrative_case. criminal_offence rather than criminal_case because subject_type declares what subject_id IS: for a criminal cassation the subject is the offence, so subject_id 'dolandiricilik' answers 'every fraud cassation decision', whereas criminal_case would merely restate source_type.</w:t>
+      </w:r>
+    </w:p>
+    <w:p>
+      <w:pPr>
+        <w:pStyle w:val="BodyText"/>
+      </w:pPr>
+      <w:r>
+        <w:t>And 27% of yargitay decisions (12 of 45) carry MORE THAN ONE disposition — DUZELTILEREK + ONANMASINA, or BOZULMASINA + DUZELTILEREK + ONANMASINA. The single-string outcome field is lossy there. In practice the model handled it well by emitting one capsule per disposition (document 558301300 produced an onama capsule for the forgery count and a bozma capsule for the fraud count), but the schema does not require that, and it should be decided deliberately rather than left to the model.</w:t>
+      </w:r>
+    </w:p>
+    <w:p>
+      <w:pPr>
+        <w:pStyle w:val="BodyText"/>
+      </w:pPr>
+      <w:r>
+        <w:t>What yargitay still does not test: dissent. All 345 records we hold are unanimous — the four dissent markers appear 0 times and OYCOKLUGU 0 times, while oybirligi appears in 46. A database query confirmed dissent DOES exist in the wider corpus, so this is a sampling gap, not a property of the court. The dissent role itself is exercised elsewhere: the current output carries 5 dissent chunks and two dissent capsules from aym and danistay.</w:t>
+      </w:r>
+    </w:p>
+    <w:p>
+      <w:pPr/>
+    </w:p>
+    <w:p>
+      <w:pPr>
         <w:pStyle w:val="BodyText"/>
       </w:pPr>
       <w:r>
@@ -16466,7 +16669,7 @@
           <w:iCs/>
           <w:i/>
         </w:rPr>
-        <w:t xml:space="preserve">Version: September 2026 — section 15 rewritten from plan to built: single-call design (two-pass rejected), full field-ownership tables for chunks/citations/capsules finalized,</w:t>
+        <w:t>Version: September 2026 — section 15 rewritten from plan to built: single-call design (two-pass rejected), full field-ownership tables for chunks/citations/capsules finalized, chunk_id a deterministic UUID from the start, pilot findings in 15.8, and 15.9 added after yargitay became the first structurally heterogeneous source. Implementation dates: 11–14 September 2026.</w:t>
       </w:r>
       <w:r>
         <w:rPr>

--- a/docs/Chunk Structure and Retrieval Architecture.docx
+++ b/docs/Chunk Structure and Retrieval Architecture.docx
@@ -16660,49 +16660,1768 @@
     <w:p>
       <w:pPr/>
     </w:p>
-    <w:p>
-      <w:pPr>
-        <w:pStyle w:val="BodyText"/>
-      </w:pPr>
-      <w:r>
-        <w:rPr>
-          <w:iCs/>
-          <w:i/>
-        </w:rPr>
-        <w:t>Version: September 2026 — section 15 rewritten from plan to built: single-call design (two-pass rejected), full field-ownership tables for chunks/citations/capsules finalized, chunk_id a deterministic UUID from the start, pilot findings in 15.8, and 15.9 added after yargitay became the first structurally heterogeneous source. Implementation dates: 11–14 September 2026.</w:t>
-      </w:r>
-      <w:r>
-        <w:rPr>
-          <w:iCs/>
-          <w:i/>
-        </w:rPr>
-        <w:t xml:space="preserve"> </w:t>
-      </w:r>
-      <w:r>
-        <w:rPr>
-          <w:rStyle w:val="VerbatimChar"/>
-          <w:iCs/>
-          <w:i/>
-        </w:rPr>
-        <w:t xml:space="preserve">chunk_id</w:t>
-      </w:r>
-      <w:r>
-        <w:rPr>
-          <w:iCs/>
-          <w:i/>
-        </w:rPr>
-        <w:t xml:space="preserve"> </w:t>
-      </w:r>
-      <w:r>
-        <w:rPr>
-          <w:iCs/>
-          <w:i/>
-        </w:rPr>
-        <w:t xml:space="preserve">a deterministic UUID from the start, pilot findings recorded in 15.8. Implementation date: 11–14 September 2026.</w:t>
-      </w:r>
-    </w:p>
     <w:bookmarkEnd w:id="69"/>
     <w:bookmarkEnd w:id="70"/>
+    <w:p>
+      <w:pPr>
+        <w:pStyle w:val="Heading1"/>
+      </w:pPr>
+      <w:r>
+        <w:t>16. Integrating With the Production System</w:t>
+      </w:r>
+    </w:p>
+    <w:p>
+      <w:pPr>
+        <w:pStyle w:val="BodyText"/>
+      </w:pPr>
+      <w:r>
+        <w:t>Everything above describes chunks in isolation. This section records what was found when the production system, hammurabi, was read end to end, and what a chunk must become in order to live inside it. The work is in llm_chunk/retrieval/.</w:t>
+      </w:r>
+    </w:p>
+    <w:p>
+      <w:pPr>
+        <w:pStyle w:val="Heading2"/>
+      </w:pPr>
+      <w:r>
+        <w:t>16.1 What production actually does</w:t>
+      </w:r>
+    </w:p>
+    <w:p>
+      <w:pPr>
+        <w:pStyle w:val="BodyText"/>
+      </w:pPr>
+      <w:r>
+        <w:t>Hammurabi is a pure consumer. It never writes to Qdrant or Meilisearch — verified across all 264 Python files and the full git history; the only write of any kind is one bulk-delete command. The documents_document table does not exist in that repo either. The pipeline that embeds and indexes decisions lives in a separate repository we do not have access to.</w:t>
+      </w:r>
+    </w:p>
+    <w:p>
+      <w:pPr>
+        <w:pStyle w:val="BodyText"/>
+      </w:pPr>
+      <w:r>
+        <w:t>A search runs as follows. The user's question is rewritten by the LLM into a hypothetical passage of judgment text — the system searches with an imagined decision, not with a question. That passage is embedded by BAAI/bge-m3 running locally, with no prefix and no metadata prepended. Qdrant ranks; Meilisearch is only a text lookup by id, doing no ranking at all in this path. Up to 15 complete decisions then go to the model verbatim.</w:t>
+      </w:r>
+    </w:p>
+    <w:p>
+      <w:pPr>
+        <w:pStyle w:val="BodyText"/>
+      </w:pPr>
+      <w:r>
+        <w:t>Production stores one decision as one entry. There is no chunk level, no paragraph number, no offset anywhere — so a citation can only name a whole decision. That absence is the gap our source_paragraph_ids fills, and it was chosen deliberately: a passage-extraction function exists in the repo, imported and never called, and a code comment states the preference for full decision text.</w:t>
+      </w:r>
+    </w:p>
+    <w:tbl>
+      <w:tblPr>
+        <w:tblStyle w:val="Table"/>
+        <w:tblW w:type="auto" w:w="0"/>
+        <w:tblLook w:firstColumn="1" w:firstRow="1" w:lastColumn="0" w:lastRow="0" w:noHBand="0" w:noVBand="1" w:val="04A0"/>
+      </w:tblPr>
+      <w:tblGrid>
+        <w:gridCol w:w="5040"/>
+        <w:gridCol w:w="5040"/>
+      </w:tblGrid>
+      <w:tr>
+        <w:tc>
+          <w:tcPr>
+            <w:tcW w:type="dxa" w:w="5040"/>
+          </w:tcPr>
+          <w:p>
+            <w:r>
+              <w:rPr>
+                <w:b/>
+              </w:rPr>
+              <w:t>Property</w:t>
+            </w:r>
+          </w:p>
+        </w:tc>
+        <w:tc>
+          <w:tcPr>
+            <w:tcW w:type="dxa" w:w="5040"/>
+          </w:tcPr>
+          <w:p>
+            <w:r>
+              <w:rPr>
+                <w:b/>
+              </w:rPr>
+              <w:t>Value in production</w:t>
+            </w:r>
+          </w:p>
+        </w:tc>
+      </w:tr>
+      <w:tr>
+        <w:tc>
+          <w:tcPr>
+            <w:tcW w:type="dxa" w:w="5040"/>
+          </w:tcPr>
+          <w:p>
+            <w:r>
+              <w:t>Qdrant collection</w:t>
+            </w:r>
+          </w:p>
+        </w:tc>
+        <w:tc>
+          <w:tcPr>
+            <w:tcW w:type="dxa" w:w="5040"/>
+          </w:tcPr>
+          <w:p>
+            <w:r>
+              <w:t>decisions_bge</w:t>
+            </w:r>
+          </w:p>
+        </w:tc>
+      </w:tr>
+      <w:tr>
+        <w:tc>
+          <w:tcPr>
+            <w:tcW w:type="dxa" w:w="5040"/>
+          </w:tcPr>
+          <w:p>
+            <w:r>
+              <w:t>Embedding model</w:t>
+            </w:r>
+          </w:p>
+        </w:tc>
+        <w:tc>
+          <w:tcPr>
+            <w:tcW w:type="dxa" w:w="5040"/>
+          </w:tcPr>
+          <w:p>
+            <w:r>
+              <w:t>BAAI/bge-m3, 1024 dimensions, run locally</w:t>
+            </w:r>
+          </w:p>
+        </w:tc>
+      </w:tr>
+      <w:tr>
+        <w:tc>
+          <w:tcPr>
+            <w:tcW w:type="dxa" w:w="5040"/>
+          </w:tcPr>
+          <w:p>
+            <w:r>
+              <w:t>Meilisearch index</w:t>
+            </w:r>
+          </w:p>
+        </w:tc>
+        <w:tc>
+          <w:tcPr>
+            <w:tcW w:type="dxa" w:w="5040"/>
+          </w:tcPr>
+          <w:p>
+            <w:r>
+              <w:t>judgments_v2 (Django) and hammurabi (service) — two names</w:t>
+            </w:r>
+          </w:p>
+        </w:tc>
+      </w:tr>
+      <w:tr>
+        <w:tc>
+          <w:tcPr>
+            <w:tcW w:type="dxa" w:w="5040"/>
+          </w:tcPr>
+          <w:p>
+            <w:r>
+              <w:t>Join key</w:t>
+            </w:r>
+          </w:p>
+        </w:tc>
+        <w:tc>
+          <w:tcPr>
+            <w:tcW w:type="dxa" w:w="5040"/>
+          </w:tcPr>
+          <w:p>
+            <w:r>
+              <w:t>Qdrant point id must equal the Meilisearch uuid field</w:t>
+            </w:r>
+          </w:p>
+        </w:tc>
+      </w:tr>
+      <w:tr>
+        <w:tc>
+          <w:tcPr>
+            <w:tcW w:type="dxa" w:w="5040"/>
+          </w:tcPr>
+          <w:p>
+            <w:r>
+              <w:t>Payload</w:t>
+            </w:r>
+          </w:p>
+        </w:tc>
+        <w:tc>
+          <w:tcPr>
+            <w:tcW w:type="dxa" w:w="5040"/>
+          </w:tcPr>
+          <w:p>
+            <w:r>
+              <w:t>filename, title, court, E_no, K_no, chamber, high_court, esas_year, karar_year, esas_series, karar_series</w:t>
+            </w:r>
+          </w:p>
+        </w:tc>
+      </w:tr>
+      <w:tr>
+        <w:tc>
+          <w:tcPr>
+            <w:tcW w:type="dxa" w:w="5040"/>
+          </w:tcPr>
+          <w:p>
+            <w:r>
+              <w:t>Court vocabulary</w:t>
+            </w:r>
+          </w:p>
+        </w:tc>
+        <w:tc>
+          <w:tcPr>
+            <w:tcW w:type="dxa" w:w="5040"/>
+          </w:tcPr>
+          <w:p>
+            <w:r>
+              <w:t>bam, yargitay, danistay, first_degree only — aym, kvkk, rekabet and uyusmazlik have no value, and the tool instructs the model to default to yargitay</w:t>
+            </w:r>
+          </w:p>
+        </w:tc>
+      </w:tr>
+    </w:tbl>
+    <w:p>
+      <w:pPr>
+        <w:pStyle w:val="BodyText"/>
+      </w:pPr>
+    </w:p>
+    <w:p>
+      <w:pPr>
+        <w:pStyle w:val="Heading2"/>
+      </w:pPr>
+      <w:r>
+        <w:t>16.2 The record contract</w:t>
+      </w:r>
+    </w:p>
+    <w:p>
+      <w:pPr>
+        <w:pStyle w:val="BodyText"/>
+      </w:pPr>
+      <w:r>
+        <w:t>Measured before any code was written: our chunks and production's payload shared zero field names. The contract in llm_chunk/retrieval/contract.py bridges them, deriving production's twelve fields from the raw court record the chunker already loads, and adding the six that make a chunk a chunk: parent_uuid, paragraph_ids, chunk_index, unit, schema_version and role. All 142 existing chunks satisfy it.</w:t>
+      </w:r>
+    </w:p>
+    <w:p>
+      <w:pPr>
+        <w:pStyle w:val="BodyText"/>
+      </w:pPr>
+      <w:r>
+        <w:t>Two values remain guesses until the team that owns indexing confirms them: the filename convention, and how a decision's uuid is generated. Each is isolated in a single function so confirming it is a one-line change. The uuid question decides whether re-indexing overwrites or duplicates.</w:t>
+      </w:r>
+    </w:p>
+    <w:p>
+      <w:pPr>
+        <w:pStyle w:val="Heading2"/>
+      </w:pPr>
+      <w:r>
+        <w:t>16.3 Three findings in the raw data, each of which fails silently</w:t>
+      </w:r>
+    </w:p>
+    <w:p>
+      <w:pPr>
+        <w:pStyle w:val="BodyText"/>
+      </w:pPr>
+      <w:r>
+        <w:t>These were found while building the contract. Every one would have produced wrong behaviour with no error message.</w:t>
+      </w:r>
+    </w:p>
+    <w:tbl>
+      <w:tblPr>
+        <w:tblStyle w:val="Table"/>
+        <w:tblW w:type="auto" w:w="0"/>
+        <w:tblLook w:firstColumn="1" w:firstRow="1" w:lastColumn="0" w:lastRow="0" w:noHBand="0" w:noVBand="1" w:val="04A0"/>
+      </w:tblPr>
+      <w:tblGrid>
+        <w:gridCol w:w="3360"/>
+        <w:gridCol w:w="3360"/>
+        <w:gridCol w:w="3360"/>
+      </w:tblGrid>
+      <w:tr>
+        <w:tc>
+          <w:tcPr>
+            <w:tcW w:type="dxa" w:w="3360"/>
+          </w:tcPr>
+          <w:p>
+            <w:r>
+              <w:rPr>
+                <w:b/>
+              </w:rPr>
+              <w:t>Finding</w:t>
+            </w:r>
+          </w:p>
+        </w:tc>
+        <w:tc>
+          <w:tcPr>
+            <w:tcW w:type="dxa" w:w="3360"/>
+          </w:tcPr>
+          <w:p>
+            <w:r>
+              <w:rPr>
+                <w:b/>
+              </w:rPr>
+              <w:t>Effect if unhandled</w:t>
+            </w:r>
+          </w:p>
+        </w:tc>
+        <w:tc>
+          <w:tcPr>
+            <w:tcW w:type="dxa" w:w="3360"/>
+          </w:tcPr>
+          <w:p>
+            <w:r>
+              <w:rPr>
+                <w:b/>
+              </w:rPr>
+              <w:t>Handling</w:t>
+            </w:r>
+          </w:p>
+        </w:tc>
+      </w:tr>
+      <w:tr>
+        <w:tc>
+          <w:tcPr>
+            <w:tcW w:type="dxa" w:w="3360"/>
+          </w:tcPr>
+          <w:p>
+            <w:r>
+              <w:t>KVKK records have no esas_year</w:t>
+            </w:r>
+          </w:p>
+        </w:tc>
+        <w:tc>
+          <w:tcPr>
+            <w:tcW w:type="dxa" w:w="3360"/>
+          </w:tcPr>
+          <w:p>
+            <w:r>
+              <w:t>Production splits every search into esas_year &gt;= 2023 and &lt; 2023. A null matches NEITHER bucket, so every KVKK record would be invisible to the entire semantic path.</w:t>
+            </w:r>
+          </w:p>
+        </w:tc>
+        <w:tc>
+          <w:tcPr>
+            <w:tcW w:type="dxa" w:w="3360"/>
+          </w:tcPr>
+          <w:p>
+            <w:r>
+              <w:t>Fall back to karar_year, recorded in derivation_notes</w:t>
+            </w:r>
+          </w:p>
+        </w:tc>
+      </w:tr>
+      <w:tr>
+        <w:tc>
+          <w:tcPr>
+            <w:tcW w:type="dxa" w:w="3360"/>
+          </w:tcPr>
+          <w:p>
+            <w:r>
+              <w:t>AYM records have no karar_year</w:t>
+            </w:r>
+          </w:p>
+        </w:tc>
+        <w:tc>
+          <w:tcPr>
+            <w:tcW w:type="dxa" w:w="3360"/>
+          </w:tcPr>
+          <w:p>
+            <w:r>
+              <w:t>The mirror of the above.</w:t>
+            </w:r>
+          </w:p>
+        </w:tc>
+        <w:tc>
+          <w:tcPr>
+            <w:tcW w:type="dxa" w:w="3360"/>
+          </w:tcPr>
+          <w:p>
+            <w:r>
+              <w:t>Fall back to esas_year, recorded</w:t>
+            </w:r>
+          </w:p>
+        </w:tc>
+      </w:tr>
+      <w:tr>
+        <w:tc>
+          <w:tcPr>
+            <w:tcW w:type="dxa" w:w="3360"/>
+          </w:tcPr>
+          <w:p>
+            <w:r>
+              <w:t>chamber_id is not the chamber number</w:t>
+            </w:r>
+          </w:p>
+        </w:tc>
+        <w:tc>
+          <w:tcPr>
+            <w:tcW w:type="dxa" w:w="3360"/>
+          </w:tcPr>
+          <w:p>
+            <w:r>
+              <w:t>It holds the real chamber only for yargitay (5). bam stores 588, danistay 125, first_degree 25783 — internal database ids that would never match a chamber filter.</w:t>
+            </w:r>
+          </w:p>
+        </w:tc>
+        <w:tc>
+          <w:tcPr>
+            <w:tcW w:type="dxa" w:w="3360"/>
+          </w:tcPr>
+          <w:p>
+            <w:r>
+              <w:t>Parse the chamber from the title instead. Verified: bam 11 and 6, danistay 13, first_degree 4 and 7, yargitay 5</w:t>
+            </w:r>
+          </w:p>
+        </w:tc>
+      </w:tr>
+    </w:tbl>
+    <w:p>
+      <w:pPr>
+        <w:pStyle w:val="BodyText"/>
+      </w:pPr>
+    </w:p>
+    <w:p>
+      <w:pPr>
+        <w:pStyle w:val="BodyText"/>
+      </w:pPr>
+      <w:r>
+        <w:t>A fourth was caught only by not trusting a passing test. Validation was green, but for AYM and KVKK the court field had fallen back to the document title — which for AYM is the applicant's name. Since court is a filterable field, that is both useless to filter on and a privacy problem. Those sources now use the institution's own name.</w:t>
+      </w:r>
+    </w:p>
+    <w:p>
+      <w:pPr>
+        <w:pStyle w:val="Heading2"/>
+      </w:pPr>
+      <w:r>
+        <w:t>16.4 One field renamed: role</w:t>
+      </w:r>
+    </w:p>
+    <w:p>
+      <w:pPr>
+        <w:pStyle w:val="BodyText"/>
+      </w:pPr>
+      <w:r>
+        <w:t>Our role field was named differently per source: firac_role, court_reasoning_role, regulatory_role. A field whose name varies by row cannot be indexed or filtered as one thing — asking for only the reasoning parts would need three filterable attributes and three query branches permanently.</w:t>
+      </w:r>
+    </w:p>
+    <w:p>
+      <w:pPr>
+        <w:pStyle w:val="BodyText"/>
+      </w:pPr>
+      <w:r>
+        <w:t>chunk_generate.py now also emits a single role field carrying the same value, plus role_vocabulary naming which vocabulary it came from, plus schema_version (now 2). The change is purely additive: the per-source fields are untouched, every existing reader keeps working, and no regeneration is required for correctness. The contract reads the unified field first and falls back, so chunks produced before the change keep their role.</w:t>
+      </w:r>
+    </w:p>
+    <w:p>
+      <w:pPr>
+        <w:pStyle w:val="BodyText"/>
+      </w:pPr>
+      <w:r>
+        <w:t>The Hammurabi-specific fields deliberately stay in the contract rather than the chunker. Coupling the producer to one consumer's index format would mean the next consumer needs a different shape and we would be translating anyway.</w:t>
+      </w:r>
+    </w:p>
+    <w:p>
+      <w:pPr>
+        <w:pStyle w:val="Heading2"/>
+      </w:pPr>
+      <w:r>
+        <w:t>16.5 Truncation measured, and an earlier estimate corrected</w:t>
+      </w:r>
+    </w:p>
+    <w:p>
+      <w:pPr>
+        <w:pStyle w:val="BodyText"/>
+      </w:pPr>
+      <w:r>
+        <w:t>bge-m3 accepts at most 8192 tokens. Anything beyond that is dropped silently when a whole decision is embedded as one vector. An earlier estimate in planning assumed 2.5 characters per token and reported 17 per cent of documents affected. Measured with bge-m3's own tokenizer on this corpus, the real ratio is 4.11, so the estimate was roughly three times too high.</w:t>
+      </w:r>
+    </w:p>
+    <w:tbl>
+      <w:tblPr>
+        <w:tblStyle w:val="Table"/>
+        <w:tblW w:type="auto" w:w="0"/>
+        <w:tblLook w:firstColumn="1" w:firstRow="1" w:lastColumn="0" w:lastRow="0" w:noHBand="0" w:noVBand="1" w:val="04A0"/>
+      </w:tblPr>
+      <w:tblGrid>
+        <w:gridCol w:w="3360"/>
+        <w:gridCol w:w="3360"/>
+        <w:gridCol w:w="3360"/>
+      </w:tblGrid>
+      <w:tr>
+        <w:tc>
+          <w:tcPr>
+            <w:tcW w:type="dxa" w:w="3360"/>
+          </w:tcPr>
+          <w:p>
+            <w:r>
+              <w:rPr>
+                <w:b/>
+              </w:rPr>
+              <w:t>Measure</w:t>
+            </w:r>
+          </w:p>
+        </w:tc>
+        <w:tc>
+          <w:tcPr>
+            <w:tcW w:type="dxa" w:w="3360"/>
+          </w:tcPr>
+          <w:p>
+            <w:r>
+              <w:rPr>
+                <w:b/>
+              </w:rPr>
+              <w:t>Estimated</w:t>
+            </w:r>
+          </w:p>
+        </w:tc>
+        <w:tc>
+          <w:tcPr>
+            <w:tcW w:type="dxa" w:w="3360"/>
+          </w:tcPr>
+          <w:p>
+            <w:r>
+              <w:rPr>
+                <w:b/>
+              </w:rPr>
+              <w:t>Measured</w:t>
+            </w:r>
+          </w:p>
+        </w:tc>
+      </w:tr>
+      <w:tr>
+        <w:tc>
+          <w:tcPr>
+            <w:tcW w:type="dxa" w:w="3360"/>
+          </w:tcPr>
+          <w:p>
+            <w:r>
+              <w:t>Documents over the ceiling</w:t>
+            </w:r>
+          </w:p>
+        </w:tc>
+        <w:tc>
+          <w:tcPr>
+            <w:tcW w:type="dxa" w:w="3360"/>
+          </w:tcPr>
+          <w:p>
+            <w:r>
+              <w:t>17%</w:t>
+            </w:r>
+          </w:p>
+        </w:tc>
+        <w:tc>
+          <w:tcPr>
+            <w:tcW w:type="dxa" w:w="3360"/>
+          </w:tcPr>
+          <w:p>
+            <w:r>
+              <w:t>5.9% (61 of 1,037)</w:t>
+            </w:r>
+          </w:p>
+        </w:tc>
+      </w:tr>
+      <w:tr>
+        <w:tc>
+          <w:tcPr>
+            <w:tcW w:type="dxa" w:w="3360"/>
+          </w:tcPr>
+          <w:p>
+            <w:r>
+              <w:t>Corpus text invisible to the index</w:t>
+            </w:r>
+          </w:p>
+        </w:tc>
+        <w:tc>
+          <w:tcPr>
+            <w:tcW w:type="dxa" w:w="3360"/>
+          </w:tcPr>
+          <w:p>
+            <w:r>
+              <w:t>22%</w:t>
+            </w:r>
+          </w:p>
+        </w:tc>
+        <w:tc>
+          <w:tcPr>
+            <w:tcW w:type="dxa" w:w="3360"/>
+          </w:tcPr>
+          <w:p>
+            <w:r>
+              <w:t>11.1%</w:t>
+            </w:r>
+          </w:p>
+        </w:tc>
+      </w:tr>
+      <w:tr>
+        <w:tc>
+          <w:tcPr>
+            <w:tcW w:type="dxa" w:w="3360"/>
+          </w:tcPr>
+          <w:p>
+            <w:r>
+              <w:t>Ceiling in characters</w:t>
+            </w:r>
+          </w:p>
+        </w:tc>
+        <w:tc>
+          <w:tcPr>
+            <w:tcW w:type="dxa" w:w="3360"/>
+          </w:tcPr>
+          <w:p>
+            <w:r>
+              <w:t>~20,500</w:t>
+            </w:r>
+          </w:p>
+        </w:tc>
+        <w:tc>
+          <w:tcPr>
+            <w:tcW w:type="dxa" w:w="3360"/>
+          </w:tcPr>
+          <w:p>
+            <w:r>
+              <w:t>~33,700</w:t>
+            </w:r>
+          </w:p>
+        </w:tc>
+      </w:tr>
+    </w:tbl>
+    <w:p>
+      <w:pPr>
+        <w:pStyle w:val="BodyText"/>
+      </w:pPr>
+    </w:p>
+    <w:p>
+      <w:pPr>
+        <w:pStyle w:val="BodyText"/>
+      </w:pPr>
+      <w:r>
+        <w:t>The effect is concentrated rather than corpus-wide: 26 per cent of AYM decisions exceed the ceiling and only 81 per cent of AYM text is visible, while first_degree, kvkk and yargitay are entirely unaffected. The worst single decision has 19 per cent of itself embedded.</w:t>
+      </w:r>
+    </w:p>
+    <w:p>
+      <w:pPr>
+        <w:pStyle w:val="BodyText"/>
+      </w:pPr>
+      <w:r>
+        <w:t>The comparison in the other direction is more striking. Our chunks have a median length of 162 tokens — two per cent of what the model accepts, fifty times more headroom than we use, and 93 of 142 chunks are pieces cut by the 2,000-character cap. That cap was chosen for storage, not for the embedder, and this is strong evidence it is far too small.</w:t>
+      </w:r>
+    </w:p>
+    <w:p>
+      <w:pPr>
+        <w:pStyle w:val="Heading2"/>
+      </w:pPr>
+      <w:r>
+        <w:t>16.6 The retrieval harness</w:t>
+      </w:r>
+    </w:p>
+    <w:p>
+      <w:pPr>
+        <w:pStyle w:val="BodyText"/>
+      </w:pPr>
+      <w:r>
+        <w:t>A faithful local replica of production's retrieval lives in llm_chunk/retrieval/, built so that chunk quality can be measured under the conditions production actually applies rather than under favourable ones. Production's real model runs locally through its official ONNX export, since the installed PyTorch is unusable here and fastembed does not carry bge-m3 at all.</w:t>
+      </w:r>
+    </w:p>
+    <w:p>
+      <w:pPr>
+        <w:pStyle w:val="BodyText"/>
+      </w:pPr>
+      <w:r>
+        <w:t>Every production constant is replicated at its real value and pinned in config.py: the 2023 freshness pivot, the boost and decay formulas, the old-bucket cap of max(5, limit // 10), the 0.10 minimum score, the 15-document cap, RRF k=60 with 1:1 weights and its lexical-wins-ties rule, and the 0.4 procedural penalty. Every improvement is a flag defaulting to off, so production behaviour and proposed behaviour come from the same code and the difference is attributable.</w:t>
+      </w:r>
+    </w:p>
+    <w:p>
+      <w:pPr>
+        <w:pStyle w:val="BodyText"/>
+      </w:pPr>
+      <w:r>
+        <w:t>Two collections are indexed: whole documents, and the same corpus with the chunked decisions replaced by their chunks. Qdrant payload indexes are created explicitly — production's five, plus parent_uuid, source_type, role, content_type, unit and chunk_index — because a filter on an unindexed field returns a 400 rather than an empty result.</w:t>
+      </w:r>
+    </w:p>
+    <w:p>
+      <w:pPr>
+        <w:pStyle w:val="Heading2"/>
+      </w:pPr>
+      <w:r>
+        <w:t>16.7 The procedural penalty does not punish chunks — in this sample</w:t>
+      </w:r>
+    </w:p>
+    <w:p>
+      <w:pPr>
+        <w:pStyle w:val="BodyText"/>
+      </w:pPr>
+      <w:r>
+        <w:t>Production multiplies a result's score by 0.4 when its text matches a procedural phrase such as dilekçenin reddine. The concern was that a one-line conclusion chunk has no surrounding text to dilute such a phrase, so chunks would be penalised where their parent document is not.</w:t>
+      </w:r>
+    </w:p>
+    <w:p>
+      <w:pPr>
+        <w:pStyle w:val="BodyText"/>
+      </w:pPr>
+      <w:r>
+        <w:t>Measured across all 142 chunks: one document flagged, one chunk flagged, and that chunk's parent is flagged too. Zero chunks are penalised purely for being chunks. The hypothesis was not confirmed. This is under-powered rather than settled — only one chunk trips any pattern, because these twelve decisions are substantive rulings — and the measurement should be repeated on a corpus containing procedural ones.</w:t>
+      </w:r>
+    </w:p>
+    <w:p>
+      <w:pPr>
+        <w:pStyle w:val="Heading2"/>
+      </w:pPr>
+      <w:r>
+        <w:t>16.8 What production would have to change</w:t>
+      </w:r>
+    </w:p>
+    <w:p>
+      <w:pPr>
+        <w:pStyle w:val="BodyText"/>
+      </w:pPr>
+      <w:r>
+        <w:t>Six changes, each of which must be additive, flagged off by default, reversible to byte-identical behaviour, and provably so. A change that cannot meet those tests is not a change but a negotiation.</w:t>
+      </w:r>
+    </w:p>
+    <w:tbl>
+      <w:tblPr>
+        <w:tblStyle w:val="Table"/>
+        <w:tblW w:type="auto" w:w="0"/>
+        <w:tblLook w:firstColumn="1" w:firstRow="1" w:lastColumn="0" w:lastRow="0" w:noHBand="0" w:noVBand="1" w:val="04A0"/>
+      </w:tblPr>
+      <w:tblGrid>
+        <w:gridCol w:w="3360"/>
+        <w:gridCol w:w="3360"/>
+        <w:gridCol w:w="3360"/>
+      </w:tblGrid>
+      <w:tr>
+        <w:tc>
+          <w:tcPr>
+            <w:tcW w:type="dxa" w:w="3360"/>
+          </w:tcPr>
+          <w:p>
+            <w:r>
+              <w:rPr>
+                <w:b/>
+              </w:rPr>
+              <w:t>#</w:t>
+            </w:r>
+          </w:p>
+        </w:tc>
+        <w:tc>
+          <w:tcPr>
+            <w:tcW w:type="dxa" w:w="3360"/>
+          </w:tcPr>
+          <w:p>
+            <w:r>
+              <w:rPr>
+                <w:b/>
+              </w:rPr>
+              <w:t>Change</w:t>
+            </w:r>
+          </w:p>
+        </w:tc>
+        <w:tc>
+          <w:tcPr>
+            <w:tcW w:type="dxa" w:w="3360"/>
+          </w:tcPr>
+          <w:p>
+            <w:r>
+              <w:rPr>
+                <w:b/>
+              </w:rPr>
+              <w:t>Size</w:t>
+            </w:r>
+          </w:p>
+        </w:tc>
+      </w:tr>
+      <w:tr>
+        <w:tc>
+          <w:tcPr>
+            <w:tcW w:type="dxa" w:w="3360"/>
+          </w:tcPr>
+          <w:p>
+            <w:r>
+              <w:t>H1</w:t>
+            </w:r>
+          </w:p>
+        </w:tc>
+        <w:tc>
+          <w:tcPr>
+            <w:tcW w:type="dxa" w:w="3360"/>
+          </w:tcPr>
+          <w:p>
+            <w:r>
+              <w:t>A second Qdrant collection and Meilisearch index for chunks. Data only, no code.</w:t>
+            </w:r>
+          </w:p>
+        </w:tc>
+        <w:tc>
+          <w:tcPr>
+            <w:tcW w:type="dxa" w:w="3360"/>
+          </w:tcPr>
+          <w:p>
+            <w:r>
+              <w:t>—</w:t>
+            </w:r>
+          </w:p>
+        </w:tc>
+      </w:tr>
+      <w:tr>
+        <w:tc>
+          <w:tcPr>
+            <w:tcW w:type="dxa" w:w="3360"/>
+          </w:tcPr>
+          <w:p>
+            <w:r>
+              <w:t>H2</w:t>
+            </w:r>
+          </w:p>
+        </w:tc>
+        <w:tc>
+          <w:tcPr>
+            <w:tcW w:type="dxa" w:w="3360"/>
+          </w:tcPr>
+          <w:p>
+            <w:r>
+              <w:t>A chunk search entry point beside the existing one.</w:t>
+            </w:r>
+          </w:p>
+        </w:tc>
+        <w:tc>
+          <w:tcPr>
+            <w:tcW w:type="dxa" w:w="3360"/>
+          </w:tcPr>
+          <w:p>
+            <w:r>
+              <w:t>small</w:t>
+            </w:r>
+          </w:p>
+        </w:tc>
+      </w:tr>
+      <w:tr>
+        <w:tc>
+          <w:tcPr>
+            <w:tcW w:type="dxa" w:w="3360"/>
+          </w:tcPr>
+          <w:p>
+            <w:r>
+              <w:t>H3</w:t>
+            </w:r>
+          </w:p>
+        </w:tc>
+        <w:tc>
+          <w:tcPr>
+            <w:tcW w:type="dxa" w:w="3360"/>
+          </w:tcPr>
+          <w:p>
+            <w:r>
+              <w:t>Chunk-aware text hydration, resolving through parent_uuid. THE BLOCKER: today a result survives only if its id is a known text-store key, so chunk results are discarded with no error.</w:t>
+            </w:r>
+          </w:p>
+        </w:tc>
+        <w:tc>
+          <w:tcPr>
+            <w:tcW w:type="dxa" w:w="3360"/>
+          </w:tcPr>
+          <w:p>
+            <w:r>
+              <w:t>small</w:t>
+            </w:r>
+          </w:p>
+        </w:tc>
+      </w:tr>
+      <w:tr>
+        <w:tc>
+          <w:tcPr>
+            <w:tcW w:type="dxa" w:w="3360"/>
+          </w:tcPr>
+          <w:p>
+            <w:r>
+              <w:t>H4</w:t>
+            </w:r>
+          </w:p>
+        </w:tc>
+        <w:tc>
+          <w:tcPr>
+            <w:tcW w:type="dxa" w:w="3360"/>
+          </w:tcPr>
+          <w:p>
+            <w:r>
+              <w:t>Return paragraph_ids, parent_uuid and chunk_index on the chunk path.</w:t>
+            </w:r>
+          </w:p>
+        </w:tc>
+        <w:tc>
+          <w:tcPr>
+            <w:tcW w:type="dxa" w:w="3360"/>
+          </w:tcPr>
+          <w:p>
+            <w:r>
+              <w:t>very small</w:t>
+            </w:r>
+          </w:p>
+        </w:tc>
+      </w:tr>
+      <w:tr>
+        <w:tc>
+          <w:tcPr>
+            <w:tcW w:type="dxa" w:w="3360"/>
+          </w:tcPr>
+          <w:p>
+            <w:r>
+              <w:t>H5</w:t>
+            </w:r>
+          </w:p>
+        </w:tc>
+        <w:tc>
+          <w:tcPr>
+            <w:tcW w:type="dxa" w:w="3360"/>
+          </w:tcPr>
+          <w:p>
+            <w:r>
+              <w:t>Widen the court vocabulary to include aym, kvkk, rekabet and uyusmazlik. Worth raising regardless of chunks: the assistant cannot filter to the Constitutional Court today.</w:t>
+            </w:r>
+          </w:p>
+        </w:tc>
+        <w:tc>
+          <w:tcPr>
+            <w:tcW w:type="dxa" w:w="3360"/>
+          </w:tcPr>
+          <w:p>
+            <w:r>
+              <w:t>very small</w:t>
+            </w:r>
+          </w:p>
+        </w:tc>
+      </w:tr>
+      <w:tr>
+        <w:tc>
+          <w:tcPr>
+            <w:tcW w:type="dxa" w:w="3360"/>
+          </w:tcPr>
+          <w:p>
+            <w:r>
+              <w:t>H6</w:t>
+            </w:r>
+          </w:p>
+        </w:tc>
+        <w:tc>
+          <w:tcPr>
+            <w:tcW w:type="dxa" w:w="3360"/>
+          </w:tcPr>
+          <w:p>
+            <w:r>
+              <w:t>A flag choosing chunks or documents.</w:t>
+            </w:r>
+          </w:p>
+        </w:tc>
+        <w:tc>
+          <w:tcPr>
+            <w:tcW w:type="dxa" w:w="3360"/>
+          </w:tcPr>
+          <w:p>
+            <w:r>
+              <w:t>very small</w:t>
+            </w:r>
+          </w:p>
+        </w:tc>
+      </w:tr>
+    </w:tbl>
+    <w:p>
+      <w:pPr>
+        <w:pStyle w:val="BodyText"/>
+      </w:pPr>
+    </w:p>
+    <w:p>
+      <w:pPr>
+        <w:pStyle w:val="Heading2"/>
+      </w:pPr>
+      <w:r>
+        <w:t>16.9 Questions only the indexing team can answer</w:t>
+      </w:r>
+    </w:p>
+    <w:p>
+      <w:pPr>
+        <w:pStyle w:val="BodyText"/>
+      </w:pPr>
+      <w:r>
+        <w:t>1. How is a decision's uuid generated? This decides whether re-indexing overwrites or duplicates. 2. What is the filename convention exactly? 3. What are the real vector size and distance metric of decisions_bge — neither is declared anywhere in the code we can read, and 1024 with cosine is inferred from the model. 4. Can a second collection and index be provisioned, and by whom? 5. Is the four-court enum deliberate?</w:t>
+      </w:r>
+    </w:p>
+    <w:p>
+      <w:pPr>
+        <w:pStyle w:val="Heading2"/>
+      </w:pPr>
+      <w:r>
+        <w:t>16.10 What remains open in the chunker</w:t>
+      </w:r>
+    </w:p>
+    <w:tbl>
+      <w:tblPr>
+        <w:tblStyle w:val="Table"/>
+        <w:tblW w:type="auto" w:w="0"/>
+        <w:tblLook w:firstColumn="1" w:firstRow="1" w:lastColumn="0" w:lastRow="0" w:noHBand="0" w:noVBand="1" w:val="04A0"/>
+      </w:tblPr>
+      <w:tblGrid>
+        <w:gridCol w:w="5040"/>
+        <w:gridCol w:w="5040"/>
+      </w:tblGrid>
+      <w:tr>
+        <w:tc>
+          <w:tcPr>
+            <w:tcW w:type="dxa" w:w="5040"/>
+          </w:tcPr>
+          <w:p>
+            <w:r>
+              <w:rPr>
+                <w:b/>
+              </w:rPr>
+              <w:t>Item</w:t>
+            </w:r>
+          </w:p>
+        </w:tc>
+        <w:tc>
+          <w:tcPr>
+            <w:tcW w:type="dxa" w:w="5040"/>
+          </w:tcPr>
+          <w:p>
+            <w:r>
+              <w:rPr>
+                <w:b/>
+              </w:rPr>
+              <w:t>Status</w:t>
+            </w:r>
+          </w:p>
+        </w:tc>
+      </w:tr>
+      <w:tr>
+        <w:tc>
+          <w:tcPr>
+            <w:tcW w:type="dxa" w:w="5040"/>
+          </w:tcPr>
+          <w:p>
+            <w:r>
+              <w:t>Chunk size cap of 2,000 characters</w:t>
+            </w:r>
+          </w:p>
+        </w:tc>
+        <w:tc>
+          <w:tcPr>
+            <w:tcW w:type="dxa" w:w="5040"/>
+          </w:tcPr>
+          <w:p>
+            <w:r>
+              <w:t>Open. Chunks use 2% of the embedder's capacity and 93 of 142 are cap-split fragments. Testable without cost by merging adjacent chunks and re-scoring.</w:t>
+            </w:r>
+          </w:p>
+        </w:tc>
+      </w:tr>
+      <w:tr>
+        <w:tc>
+          <w:tcPr>
+            <w:tcW w:type="dxa" w:w="5040"/>
+          </w:tcPr>
+          <w:p>
+            <w:r>
+              <w:t>Whether to embed text or reasoning_summary</w:t>
+            </w:r>
+          </w:p>
+        </w:tc>
+        <w:tc>
+          <w:tcPr>
+            <w:tcW w:type="dxa" w:w="5040"/>
+          </w:tcPr>
+          <w:p>
+            <w:r>
+              <w:t>Open. Production embeds decision prose, and a summary is a different register.</w:t>
+            </w:r>
+          </w:p>
+        </w:tc>
+      </w:tr>
+      <w:tr>
+        <w:tc>
+          <w:tcPr>
+            <w:tcW w:type="dxa" w:w="5040"/>
+          </w:tcPr>
+          <w:p>
+            <w:r>
+              <w:t>Five prompt changes already written</w:t>
+            </w:r>
+          </w:p>
+        </w:tc>
+        <w:tc>
+          <w:tcPr>
+            <w:tcW w:type="dxa" w:w="5040"/>
+          </w:tcPr>
+          <w:p>
+            <w:r>
+              <w:t>Pending the next generation: the case-law citation filter, the strengthened case-law instruction, the term-of-art rule, the ban on unspecified subject_id, and the two new sources.</w:t>
+            </w:r>
+          </w:p>
+        </w:tc>
+      </w:tr>
+      <w:tr>
+        <w:tc>
+          <w:tcPr>
+            <w:tcW w:type="dxa" w:w="5040"/>
+          </w:tcPr>
+          <w:p>
+            <w:r>
+              <w:t>fewshot/yargitay.json</w:t>
+            </w:r>
+          </w:p>
+        </w:tc>
+        <w:tc>
+          <w:tcPr>
+            <w:tcW w:type="dxa" w:w="5040"/>
+          </w:tcPr>
+          <w:p>
+            <w:r>
+              <w:t>Built from an archetype matching 3 of 48 documents. Rewrite before any paid run.</w:t>
+            </w:r>
+          </w:p>
+        </w:tc>
+      </w:tr>
+    </w:tbl>
+    <w:p>
+      <w:pPr>
+        <w:pStyle w:val="BodyText"/>
+      </w:pPr>
+    </w:p>
+    <w:p>
+      <w:pPr>
+        <w:pStyle w:val="BodyText"/>
+      </w:pPr>
+      <w:r>
+        <w:t>The intended order is to settle every one of these using the chunks already on disk, which cost nothing to re-test, then apply all chunker changes at once, then pull a corpus stratified by year and court, and only then run the chunker — once — on that corpus.</w:t>
+      </w:r>
+    </w:p>
+    <w:p>
+      <w:pPr>
+        <w:pStyle w:val="Heading1"/>
+      </w:pPr>
+      <w:r>
+        <w:t>17. Retrieval Results: Does the Structure Earn Its Keep?</w:t>
+      </w:r>
+    </w:p>
+    <w:p>
+      <w:pPr>
+        <w:pStyle w:val="BodyText"/>
+      </w:pPr>
+      <w:r>
+        <w:t>Section 16 described how a chunk enters production. This section reports what happened when the chunks were actually searched, using a faithful local replica of production's retrieval path. The corpus is 1,037 documents; twelve of them exist as our 142 chunks, and the remaining 1,025 are identical distractors in every arm, so a score difference is attributable to the thing being varied.</w:t>
+      </w:r>
+    </w:p>
+    <w:p>
+      <w:pPr>
+        <w:pStyle w:val="BodyText"/>
+      </w:pPr>
+      <w:r>
+        <w:t>All numbers below are over 30 queries whose ground truth was written from raw court text. One query is 3.3 percentage points, so everything here is directional. Nothing should be quoted as a percentage outside this document.</w:t>
+      </w:r>
+    </w:p>
+    <w:p>
+      <w:pPr>
+        <w:pStyle w:val="Heading2"/>
+      </w:pPr>
+      <w:r>
+        <w:t>17.1 The headline finding is not about chunks</w:t>
+      </w:r>
+    </w:p>
+    <w:p>
+      <w:pPr>
+        <w:pStyle w:val="BodyText"/>
+      </w:pPr>
+      <w:r>
+        <w:t>Production's freshness rescale is suppressing correct results. Scores are multiplied by 1 + 0.25 x (year - 2023) for recent decisions and by 0.1 ^ ((2023 - year) / 3) for older ones — so a 2017 decision is multiplied by 0.01 — and the top-15 cut then discards it.</w:t>
+      </w:r>
+    </w:p>
+    <w:p>
+      <w:pPr>
+        <w:pStyle w:val="BodyText"/>
+      </w:pPr>
+      <w:r>
+        <w:t>Measured on whole-document retrieval, changing nothing but that rescale:</w:t>
+      </w:r>
+    </w:p>
+    <w:tbl>
+      <w:tblPr>
+        <w:tblStyle w:val="Table"/>
+        <w:tblW w:type="auto" w:w="0"/>
+        <w:tblLook w:firstColumn="1" w:firstRow="1" w:lastColumn="0" w:lastRow="0" w:noHBand="0" w:noVBand="1" w:val="04A0"/>
+      </w:tblPr>
+      <w:tblGrid>
+        <w:gridCol w:w="5040"/>
+        <w:gridCol w:w="5040"/>
+      </w:tblGrid>
+      <w:tr>
+        <w:tc>
+          <w:tcPr>
+            <w:tcW w:type="dxa" w:w="5040"/>
+          </w:tcPr>
+          <w:p>
+            <w:r>
+              <w:rPr>
+                <w:b/>
+              </w:rPr>
+              <w:t>Configuration</w:t>
+            </w:r>
+          </w:p>
+        </w:tc>
+        <w:tc>
+          <w:tcPr>
+            <w:tcW w:type="dxa" w:w="5040"/>
+          </w:tcPr>
+          <w:p>
+            <w:r>
+              <w:rPr>
+                <w:b/>
+              </w:rPr>
+              <w:t>Correct at rank 1</w:t>
+            </w:r>
+          </w:p>
+        </w:tc>
+      </w:tr>
+      <w:tr>
+        <w:tc>
+          <w:tcPr>
+            <w:tcW w:type="dxa" w:w="5040"/>
+          </w:tcPr>
+          <w:p>
+            <w:r>
+              <w:t>Freshness scoring ON (production today)</w:t>
+            </w:r>
+          </w:p>
+        </w:tc>
+        <w:tc>
+          <w:tcPr>
+            <w:tcW w:type="dxa" w:w="5040"/>
+          </w:tcPr>
+          <w:p>
+            <w:r>
+              <w:t>1 of 30</w:t>
+            </w:r>
+          </w:p>
+        </w:tc>
+      </w:tr>
+      <w:tr>
+        <w:tc>
+          <w:tcPr>
+            <w:tcW w:type="dxa" w:w="5040"/>
+          </w:tcPr>
+          <w:p>
+            <w:r>
+              <w:t>Freshness scoring OFF</w:t>
+            </w:r>
+          </w:p>
+        </w:tc>
+        <w:tc>
+          <w:tcPr>
+            <w:tcW w:type="dxa" w:w="5040"/>
+          </w:tcPr>
+          <w:p>
+            <w:r>
+              <w:t>14 of 30</w:t>
+            </w:r>
+          </w:p>
+        </w:tc>
+      </w:tr>
+    </w:tbl>
+    <w:p>
+      <w:pPr>
+        <w:pStyle w:val="BodyText"/>
+      </w:pPr>
+    </w:p>
+    <w:p>
+      <w:pPr>
+        <w:pStyle w:val="BodyText"/>
+      </w:pPr>
+      <w:r>
+        <w:t>The mechanism was verified directly rather than inferred. Searching the full 1,037-document corpus with no limit, 14 of 30 target decisions rank FIRST and 21 of 30 fall inside the top fifteen. Retrieval is working well. The targets are simply from 2017 to 2019, so they are demoted below ten boosted recent documents and never returned. A decision that is the single best semantic match in the corpus is discarded because of its year.</w:t>
+      </w:r>
+    </w:p>
+    <w:p>
+      <w:pPr>
+        <w:pStyle w:val="BodyText"/>
+      </w:pPr>
+      <w:r>
+        <w:t>This is worth raising with the product team independently of chunking. For settled case law the older decision is frequently the authoritative one.</w:t>
+      </w:r>
+    </w:p>
+    <w:p>
+      <w:pPr>
+        <w:pStyle w:val="Heading2"/>
+      </w:pPr>
+      <w:r>
+        <w:t>17.2 Chunks against whole documents</w:t>
+      </w:r>
+    </w:p>
+    <w:p>
+      <w:pPr>
+        <w:pStyle w:val="BodyText"/>
+      </w:pPr>
+      <w:r>
+        <w:t>With the freshness rescale disabled in both arms so that it does not dominate the comparison:</w:t>
+      </w:r>
+    </w:p>
+    <w:tbl>
+      <w:tblPr>
+        <w:tblStyle w:val="Table"/>
+        <w:tblW w:type="auto" w:w="0"/>
+        <w:tblLook w:firstColumn="1" w:firstRow="1" w:lastColumn="0" w:lastRow="0" w:noHBand="0" w:noVBand="1" w:val="04A0"/>
+      </w:tblPr>
+      <w:tblGrid>
+        <w:gridCol w:w="3360"/>
+        <w:gridCol w:w="3360"/>
+        <w:gridCol w:w="3360"/>
+      </w:tblGrid>
+      <w:tr>
+        <w:tc>
+          <w:tcPr>
+            <w:tcW w:type="dxa" w:w="3360"/>
+          </w:tcPr>
+          <w:p>
+            <w:r>
+              <w:rPr>
+                <w:b/>
+              </w:rPr>
+              <w:t>Measure</w:t>
+            </w:r>
+          </w:p>
+        </w:tc>
+        <w:tc>
+          <w:tcPr>
+            <w:tcW w:type="dxa" w:w="3360"/>
+          </w:tcPr>
+          <w:p>
+            <w:r>
+              <w:rPr>
+                <w:b/>
+              </w:rPr>
+              <w:t>Whole documents</w:t>
+            </w:r>
+          </w:p>
+        </w:tc>
+        <w:tc>
+          <w:tcPr>
+            <w:tcW w:type="dxa" w:w="3360"/>
+          </w:tcPr>
+          <w:p>
+            <w:r>
+              <w:rPr>
+                <w:b/>
+              </w:rPr>
+              <w:t>Our chunks</w:t>
+            </w:r>
+          </w:p>
+        </w:tc>
+      </w:tr>
+      <w:tr>
+        <w:tc>
+          <w:tcPr>
+            <w:tcW w:type="dxa" w:w="3360"/>
+          </w:tcPr>
+          <w:p>
+            <w:r>
+              <w:t>Correct at rank 1</w:t>
+            </w:r>
+          </w:p>
+        </w:tc>
+        <w:tc>
+          <w:tcPr>
+            <w:tcW w:type="dxa" w:w="3360"/>
+          </w:tcPr>
+          <w:p>
+            <w:r>
+              <w:t>14 of 30</w:t>
+            </w:r>
+          </w:p>
+        </w:tc>
+        <w:tc>
+          <w:tcPr>
+            <w:tcW w:type="dxa" w:w="3360"/>
+          </w:tcPr>
+          <w:p>
+            <w:r>
+              <w:t>23 of 30</w:t>
+            </w:r>
+          </w:p>
+        </w:tc>
+      </w:tr>
+      <w:tr>
+        <w:tc>
+          <w:tcPr>
+            <w:tcW w:type="dxa" w:w="3360"/>
+          </w:tcPr>
+          <w:p>
+            <w:r>
+              <w:t>Mean reciprocal rank</w:t>
+            </w:r>
+          </w:p>
+        </w:tc>
+        <w:tc>
+          <w:tcPr>
+            <w:tcW w:type="dxa" w:w="3360"/>
+          </w:tcPr>
+          <w:p>
+            <w:r>
+              <w:t>0.519</w:t>
+            </w:r>
+          </w:p>
+        </w:tc>
+        <w:tc>
+          <w:tcPr>
+            <w:tcW w:type="dxa" w:w="3360"/>
+          </w:tcPr>
+          <w:p>
+            <w:r>
+              <w:t>0.795</w:t>
+            </w:r>
+          </w:p>
+        </w:tc>
+      </w:tr>
+      <w:tr>
+        <w:tc>
+          <w:tcPr>
+            <w:tcW w:type="dxa" w:w="3360"/>
+          </w:tcPr>
+          <w:p>
+            <w:r>
+              <w:t>Paragraph cited correctly</w:t>
+            </w:r>
+          </w:p>
+        </w:tc>
+        <w:tc>
+          <w:tcPr>
+            <w:tcW w:type="dxa" w:w="3360"/>
+          </w:tcPr>
+          <w:p>
+            <w:r>
+              <w:t>0 of 20</w:t>
+            </w:r>
+          </w:p>
+        </w:tc>
+        <w:tc>
+          <w:tcPr>
+            <w:tcW w:type="dxa" w:w="3360"/>
+          </w:tcPr>
+          <w:p>
+            <w:r>
+              <w:t>14 of 20</w:t>
+            </w:r>
+          </w:p>
+        </w:tc>
+      </w:tr>
+      <w:tr>
+        <w:tc>
+          <w:tcPr>
+            <w:tcW w:type="dxa" w:w="3360"/>
+          </w:tcPr>
+          <w:p>
+            <w:r>
+              <w:t>Characters sent to the model</w:t>
+            </w:r>
+          </w:p>
+        </w:tc>
+        <w:tc>
+          <w:tcPr>
+            <w:tcW w:type="dxa" w:w="3360"/>
+          </w:tcPr>
+          <w:p>
+            <w:r>
+              <w:t>103,455</w:t>
+            </w:r>
+          </w:p>
+        </w:tc>
+        <w:tc>
+          <w:tcPr>
+            <w:tcW w:type="dxa" w:w="3360"/>
+          </w:tcPr>
+          <w:p>
+            <w:r>
+              <w:t>80,615</w:t>
+            </w:r>
+          </w:p>
+        </w:tc>
+      </w:tr>
+    </w:tbl>
+    <w:p>
+      <w:pPr>
+        <w:pStyle w:val="BodyText"/>
+      </w:pPr>
+    </w:p>
+    <w:p>
+      <w:pPr>
+        <w:pStyle w:val="BodyText"/>
+      </w:pPr>
+      <w:r>
+        <w:t>Shuffled-label controls were 0.042 and 0.066 against real scores of 0.467 and 0.767, so the results are roughly eleven times above chance. The paragraph row is not a close contest: whole documents score zero and always will, because nothing in that representation records where anything sits.</w:t>
+      </w:r>
+    </w:p>
+    <w:p>
+      <w:pPr>
+        <w:pStyle w:val="Heading2"/>
+      </w:pPr>
+      <w:r>
+        <w:t>17.3 What the structure specifically buys</w:t>
+      </w:r>
+    </w:p>
+    <w:p>
+      <w:pPr>
+        <w:pStyle w:val="BodyText"/>
+      </w:pPr>
+      <w:r>
+        <w:t>A fixed-size splitter would score much the same on the comparison above. These four tests measure the parts we actually designed rather than the fact of chunking.</w:t>
+      </w:r>
+    </w:p>
+    <w:p>
+      <w:pPr>
+        <w:pStyle w:val="BodyText"/>
+      </w:pPr>
+      <w:r>
+        <w:t>LEGISLATION SEARCH. The chunks carry 65 distinct legislation references across 44 of 142 chunks, flattened into a filterable array so that HMK, HMK 353 and 6100/353 all resolve. Filtering returned exactly the citing chunks with zero false positives. Production cannot express this query at all — its payload holds no legislation — so this is a capability rather than an improvement.</w:t>
+      </w:r>
+    </w:p>
+    <w:p>
+      <w:pPr>
+        <w:pStyle w:val="BodyText"/>
+      </w:pPr>
+      <w:r>
+        <w:t>ROLE FILTER. Restricting the search to reasoning roles lost zero targets, gained two, took top-five from 25 to 29 and found all 30 of 30. Tagging roles is earning its cost: the headers, case numbers and file-routing directives that make up much of a decision are noise, and the roles let us exclude them.</w:t>
+      </w:r>
+    </w:p>
+    <w:p>
+      <w:pPr>
+        <w:pStyle w:val="BodyText"/>
+      </w:pPr>
+      <w:r>
+        <w:t>CAPSULE SEARCH. The two-level design was tested for the first time and works: 23 of 30 found at rank one searching capsule summaries alone, with two never reaching the top five. The capsule pool is only fourteen points, so chance is one in fourteen and this is directional only.</w:t>
+      </w:r>
+    </w:p>
+    <w:p>
+      <w:pPr>
+        <w:pStyle w:val="BodyText"/>
+      </w:pPr>
+      <w:r>
+        <w:t>SUMMARY VERSUS RAW TEXT. Capsule summaries matched raw chunk text at rank one and beat it at top five. The pools differ by two orders of magnitude, so this answers 'can a summary find its own case' — it can — rather than settling which is the better search target.</w:t>
+      </w:r>
+    </w:p>
+    <w:p>
+      <w:pPr>
+        <w:pStyle w:val="Heading2"/>
+      </w:pPr>
+      <w:r>
+        <w:t>17.4 Four questions that came back negative, and stay recorded</w:t>
+      </w:r>
+    </w:p>
+    <w:p>
+      <w:pPr>
+        <w:pStyle w:val="BodyText"/>
+      </w:pPr>
+      <w:r>
+        <w:t>Negative results are kept because the alternative is re-asking them later.</w:t>
+      </w:r>
+    </w:p>
+    <w:tbl>
+      <w:tblPr>
+        <w:tblStyle w:val="Table"/>
+        <w:tblW w:type="auto" w:w="0"/>
+        <w:tblLook w:firstColumn="1" w:firstRow="1" w:lastColumn="0" w:lastRow="0" w:noHBand="0" w:noVBand="1" w:val="04A0"/>
+      </w:tblPr>
+      <w:tblGrid>
+        <w:gridCol w:w="5040"/>
+        <w:gridCol w:w="5040"/>
+      </w:tblGrid>
+      <w:tr>
+        <w:tc>
+          <w:tcPr>
+            <w:tcW w:type="dxa" w:w="5040"/>
+          </w:tcPr>
+          <w:p>
+            <w:r>
+              <w:rPr>
+                <w:b/>
+              </w:rPr>
+              <w:t>Question</w:t>
+            </w:r>
+          </w:p>
+        </w:tc>
+        <w:tc>
+          <w:tcPr>
+            <w:tcW w:type="dxa" w:w="5040"/>
+          </w:tcPr>
+          <w:p>
+            <w:r>
+              <w:rPr>
+                <w:b/>
+              </w:rPr>
+              <w:t>Answer</w:t>
+            </w:r>
+          </w:p>
+        </w:tc>
+      </w:tr>
+      <w:tr>
+        <w:tc>
+          <w:tcPr>
+            <w:tcW w:type="dxa" w:w="5040"/>
+          </w:tcPr>
+          <w:p>
+            <w:r>
+              <w:t>Is the 2,000-character cap too small? Chunks use 2% of what bge-m3 accepts, and 93 of 142 are cap-split pieces.</w:t>
+            </w:r>
+          </w:p>
+        </w:tc>
+        <w:tc>
+          <w:tcPr>
+            <w:tcW w:type="dxa" w:w="5040"/>
+          </w:tcPr>
+          <w:p>
+            <w:r>
+              <w:t>NO CHANGE NEEDED. Adjacent chunks were merged programmatically at 1,500, 3,000, 4,000 and 6,000 characters and re-scored. Every level scored identically to no merging at all: 25 of 30 at rank one, MRR 0.847, paragraph 16 of 20. The effect does not track size.</w:t>
+            </w:r>
+          </w:p>
+        </w:tc>
+      </w:tr>
+      <w:tr>
+        <w:tc>
+          <w:tcPr>
+            <w:tcW w:type="dxa" w:w="5040"/>
+          </w:tcPr>
+          <w:p>
+            <w:r>
+              <w:t>Does sending more query formulations help? Production's tool demands at least three.</w:t>
+            </w:r>
+          </w:p>
+        </w:tc>
+        <w:tc>
+          <w:tcPr>
+            <w:tcW w:type="dxa" w:w="5040"/>
+          </w:tcPr>
+          <w:p>
+            <w:r>
+              <w:t>NO. Budgets of 1, 3 and 10 formulations produced identical top-one scores. A larger candidate pool does not change which document ranks first.</w:t>
+            </w:r>
+          </w:p>
+        </w:tc>
+      </w:tr>
+      <w:tr>
+        <w:tc>
+          <w:tcPr>
+            <w:tcW w:type="dxa" w:w="5040"/>
+          </w:tcPr>
+          <w:p>
+            <w:r>
+              <w:t>Does the procedural penalty punish chunks unfairly? A one-line conclusion chunk has no surrounding text to dilute a phrase like dilekçenin reddine.</w:t>
+            </w:r>
+          </w:p>
+        </w:tc>
+        <w:tc>
+          <w:tcPr>
+            <w:tcW w:type="dxa" w:w="5040"/>
+          </w:tcPr>
+          <w:p>
+            <w:r>
+              <w:t>NOT OBSERVED. One document flagged, one chunk flagged, and that chunk's parent is flagged too. Zero chunks penalised purely for being chunks. Under-powered rather than settled: only one chunk of 142 trips any pattern.</w:t>
+            </w:r>
+          </w:p>
+        </w:tc>
+      </w:tr>
+      <w:tr>
+        <w:tc>
+          <w:tcPr>
+            <w:tcW w:type="dxa" w:w="5040"/>
+          </w:tcPr>
+          <w:p>
+            <w:r>
+              <w:t>Is any change to chunk_generate.py required?</w:t>
+            </w:r>
+          </w:p>
+        </w:tc>
+        <w:tc>
+          <w:tcPr>
+            <w:tcW w:type="dxa" w:w="5040"/>
+          </w:tcPr>
+          <w:p>
+            <w:r>
+              <w:t>NO. Every test was positive or neutral for the current design.</w:t>
+            </w:r>
+          </w:p>
+        </w:tc>
+      </w:tr>
+    </w:tbl>
+    <w:p>
+      <w:pPr>
+        <w:pStyle w:val="BodyText"/>
+      </w:pPr>
+    </w:p>
+    <w:p>
+      <w:pPr>
+        <w:pStyle w:val="Heading2"/>
+      </w:pPr>
+      <w:r>
+        <w:t>17.5 Two measurement bugs found in our own harness</w:t>
+      </w:r>
+    </w:p>
+    <w:p>
+      <w:pPr>
+        <w:pStyle w:val="BodyText"/>
+      </w:pPr>
+      <w:r>
+        <w:t>Both are recorded because each one produced a number that looked like a result.</w:t>
+      </w:r>
+    </w:p>
+    <w:p>
+      <w:pPr>
+        <w:pStyle w:val="BodyText"/>
+      </w:pPr>
+      <w:r>
+        <w:t>THE SHUFFLED CONTROL DID NOT CONTROL ANYTHING. It shuffled a list of ranks and counted how many equalled one — which is the same count in every permutation, so it returned the real score and agreed with whatever it was meant to test. A control that cannot disagree is worse than no control, because it manufactures confidence. It now permutes the query-to-answer mapping and re-scores.</w:t>
+      </w:r>
+    </w:p>
+    <w:p>
+      <w:pPr>
+        <w:pStyle w:val="BodyText"/>
+      </w:pPr>
+      <w:r>
+        <w:t>FOURTEEN QUERIES WERE COUNTED AS FAILURES IN BOTH ARMS. The topic queries key their ground truth to search terms rather than a document id, so they could never register a hit here. The first run reported 14 of 44 where the honest figure was 14 of 30. They are now excluded and measured by the harness that understands their answer key.</w:t>
+      </w:r>
+    </w:p>
+    <w:p>
+      <w:pPr>
+        <w:pStyle w:val="Heading2"/>
+      </w:pPr>
+      <w:r>
+        <w:t>17.6 What this means for the corpus run</w:t>
+      </w:r>
+    </w:p>
+    <w:p>
+      <w:pPr>
+        <w:pStyle w:val="BodyText"/>
+      </w:pPr>
+      <w:r>
+        <w:t>The chunker needs no changes, so the next generation can proceed on a larger corpus with the pipeline exactly as it stands. The five prompt improvements written earlier — the case-law citation filter, the strengthened case-law instruction, the term-of-art rule, the ban on an unspecified subject_id, and the two new sources — are already in the code and will take effect on that run without further edits.</w:t>
+      </w:r>
+    </w:p>
+    <w:p>
+      <w:pPr>
+        <w:pStyle w:val="BodyText"/>
+      </w:pPr>
+      <w:r>
+        <w:t>The intended corpus is one decision per year per court, roughly seventy documents, which is six times the current set and spread across years. The spread matters: the freshness finding in 17.1 is currently measured on twelve decisions clustered in 2017 to 2019, and a year-stratified corpus is what turns it from a strong signal into a defensible number.</w:t>
+      </w:r>
+    </w:p>
+    <w:p>
+      <w:pPr>
+        <w:pStyle w:val="BodyText"/>
+      </w:pPr>
+      <w:r>
+        <w:t>Every measurement in this section should be repeated on that corpus. The merge test in particular could change: a corpus with longer decisions may reward larger chunks in a way twelve decisions cannot reveal.</w:t>
+      </w:r>
+    </w:p>
+    <w:p>
+      <w:pPr>
+        <w:pStyle w:val="BodyText"/>
+      </w:pPr>
+      <w:r>
+        <w:t>Version: September 2026 — section 15 rewritten from plan to built: single-call design (two-pass rejected), full field-ownership tables for chunks/citations/capsules finalized, chunk_id a deterministic UUID from the start, pilot findings in 15.8, and 15.9 added after yargitay became the first structurally heterogeneous source. Implementation dates: 11–14 September 2026. chunk_id a deterministic UUID from the start, pilot findings recorded in 15.8. Implementation date: 11–14 September 2026.</w:t>
+      </w:r>
+    </w:p>
     <w:sectPr>
       <w:footerReference w:type="default" r:id="rIdFtr1"/>
       <w:pgSz w:w="12240" w:h="15840" w:orient="portrait"/>
